--- a/docs/capitulos/capitulo3.docx
+++ b/docs/capitulos/capitulo3.docx
@@ -354,7 +354,7 @@
         <w:pStyle w:val="ListBullet"/>
       </w:pPr>
       <w:r>
-        <w:t>Facilita la integración con servicios externos (Stripe, Meta Cloud API, OpenAI) en el servidor, sin exponer credenciales al navegador.</w:t>
+        <w:t>Facilita la integración con servicios externos (Stripe, Meta Cloud API, Anthropic (Claude)) en el servidor, sin exponer credenciales al navegador.</w:t>
       </w:r>
     </w:p>
     <w:p>
@@ -704,7 +704,7 @@
             </w:pPr>
             <w:r/>
             <w:r>
-              <w:t>MongoDB Atlas, Socket.io, node-cron, Stripe SDK, Meta Cloud API, OpenAI API</w:t>
+              <w:t>MongoDB Atlas, Socket.io, node-cron, Stripe SDK, Meta Cloud API, Anthropic API (Claude)</w:t>
             </w:r>
           </w:p>
         </w:tc>
@@ -4975,7 +4975,7 @@
             </w:pPr>
             <w:r/>
             <w:r>
-              <w:t>OpenAI API</w:t>
+              <w:t>Anthropic API (Claude)</w:t>
             </w:r>
           </w:p>
         </w:tc>
@@ -5003,7 +5003,7 @@
             </w:pPr>
             <w:r/>
             <w:r>
-              <w:t>Backend → OpenAI API</w:t>
+              <w:t>Backend → Anthropic API (Claude)</w:t>
             </w:r>
           </w:p>
         </w:tc>
@@ -11937,7 +11937,7 @@
         <w:pStyle w:val="Heading4"/>
       </w:pPr>
       <w:r>
-        <w:t>Integración con WhatsApp Business + OpenAI</w:t>
+        <w:t>Integración con WhatsApp Business + Anthropic (Claude)</w:t>
       </w:r>
     </w:p>
     <w:p>
@@ -11982,7 +11982,7 @@
         <w:rPr>
           <w:b/>
         </w:rPr>
-        <w:t>API de OpenAI</w:t>
+        <w:t>API de Anthropic (Claude)</w:t>
       </w:r>
       <w:r>
         <w:t xml:space="preserve"> con un prompt de sistema que proporciona al modelo el contexto del negocio: la carta actual, las reglas de los bloques y las instrucciones de interacción.</w:t>
@@ -11990,7 +11990,7 @@
     </w:p>
     <w:p>
       <w:r>
-        <w:t>4. OpenAI devuelve una respuesta en lenguaje natural y, si procede, una acción estructurada (crear pedido, consultar disponibilidad, etc.).</w:t>
+        <w:t>4. Anthropic (Claude) devuelve una respuesta en lenguaje natural y, si procede, una acción estructurada (crear pedido, consultar disponibilidad, etc.).</w:t>
       </w:r>
     </w:p>
     <w:p>
@@ -12007,7 +12007,7 @@
           <w:i/>
           <w:color w:val="707070"/>
         </w:rPr>
-        <w:t>📎 [IMAGEN — Diagrama de secuencia de integración WhatsApp: cliente → Meta → servidor → OpenAI → servidor → Meta → cliente]</w:t>
+        <w:t>📎 [IMAGEN — Diagrama de secuencia de integración WhatsApp: cliente → Meta → servidor → Anthropic (Claude) → servidor → Meta → cliente]</w:t>
       </w:r>
     </w:p>
     <w:p>
@@ -12019,7 +12019,7 @@
         <w:t>Gestión de la conversación:</w:t>
       </w:r>
       <w:r>
-        <w:t xml:space="preserve"> el servidor mantiene en memoria (o en MongoDB) el historial de mensajes de cada conversación activa, identificada por el número de teléfono del cliente. Esto permite al modelo de OpenAI mantener el contexto de la conversación a lo largo de múltiples turnos.</w:t>
+        <w:t xml:space="preserve"> el servidor mantiene en memoria (o en MongoDB) el historial de mensajes de cada conversación activa, identificada por el número de teléfono del cliente. Esto permite al modelo de Anthropic (Claude) mantener el contexto de la conversación a lo largo de múltiples turnos.</w:t>
       </w:r>
     </w:p>
     <w:p>
